--- a/files/Perez_Raphael_ME_Resume.docx
+++ b/files/Perez_Raphael_ME_Resume.docx
@@ -1117,7 +1117,6 @@
     </w:p>
     <w:p>
       <w:pPr>
-        <w:spacing w:after="0"/>
         <w:rPr>
           <w:rFonts w:ascii="Calibri" w:hAnsi="Calibri" w:cs="Calibri"/>
           <w:sz w:val="21"/>
@@ -1132,16 +1131,99 @@
           <w:sz w:val="21"/>
           <w:szCs w:val="21"/>
         </w:rPr>
-        <w:t>AI Search Quality Evaluator,</w:t>
-      </w:r>
-      <w:r>
-        <w:rPr>
-          <w:rFonts w:ascii="Calibri" w:hAnsi="Calibri" w:cs="Calibri"/>
-          <w:sz w:val="21"/>
-          <w:szCs w:val="21"/>
-        </w:rPr>
-        <w:t xml:space="preserve"> </w:t>
-      </w:r>
+        <w:t xml:space="preserve">Propulsion Analyst Intern, Rocket Lab USA </w:t>
+      </w:r>
+      <w:r>
+        <w:rPr>
+          <w:rFonts w:ascii="Calibri" w:eastAsia="Calibri" w:hAnsi="Calibri" w:cs="Calibri"/>
+          <w:color w:val="1A1A1A"/>
+          <w:sz w:val="21"/>
+          <w:szCs w:val="21"/>
+        </w:rPr>
+        <w:t>•</w:t>
+      </w:r>
+      <w:r>
+        <w:rPr>
+          <w:rFonts w:ascii="Calibri" w:hAnsi="Calibri" w:cs="Calibri"/>
+          <w:sz w:val="21"/>
+          <w:szCs w:val="21"/>
+        </w:rPr>
+        <w:t xml:space="preserve"> Long Beach, CA</w:t>
+      </w:r>
+      <w:r>
+        <w:rPr>
+          <w:rFonts w:ascii="Calibri" w:hAnsi="Calibri" w:cs="Calibri"/>
+          <w:position w:val="-1"/>
+          <w:sz w:val="21"/>
+          <w:szCs w:val="21"/>
+        </w:rPr>
+        <w:tab/>
+      </w:r>
+      <w:r>
+        <w:rPr>
+          <w:rFonts w:ascii="Calibri" w:hAnsi="Calibri" w:cs="Calibri"/>
+          <w:position w:val="-1"/>
+          <w:sz w:val="21"/>
+          <w:szCs w:val="21"/>
+        </w:rPr>
+        <w:tab/>
+      </w:r>
+      <w:r>
+        <w:rPr>
+          <w:rFonts w:ascii="Calibri" w:hAnsi="Calibri" w:cs="Calibri"/>
+          <w:position w:val="-1"/>
+          <w:sz w:val="21"/>
+          <w:szCs w:val="21"/>
+        </w:rPr>
+        <w:tab/>
+      </w:r>
+      <w:r>
+        <w:rPr>
+          <w:rFonts w:ascii="Calibri" w:hAnsi="Calibri" w:cs="Calibri"/>
+          <w:position w:val="-1"/>
+          <w:sz w:val="21"/>
+          <w:szCs w:val="21"/>
+        </w:rPr>
+        <w:tab/>
+      </w:r>
+      <w:r>
+        <w:rPr>
+          <w:rFonts w:ascii="Calibri" w:hAnsi="Calibri" w:cs="Calibri"/>
+          <w:position w:val="-1"/>
+          <w:sz w:val="21"/>
+          <w:szCs w:val="21"/>
+        </w:rPr>
+        <w:tab/>
+        <w:t xml:space="preserve">           </w:t>
+      </w:r>
+      <w:r>
+        <w:rPr>
+          <w:rFonts w:ascii="Calibri" w:hAnsi="Calibri" w:cs="Calibri"/>
+          <w:position w:val="-1"/>
+          <w:sz w:val="21"/>
+          <w:szCs w:val="21"/>
+        </w:rPr>
+        <w:tab/>
+        <w:t xml:space="preserve">       </w:t>
+      </w:r>
+      <w:r>
+        <w:rPr>
+          <w:rFonts w:ascii="Calibri" w:hAnsi="Calibri" w:cs="Calibri"/>
+          <w:sz w:val="21"/>
+          <w:szCs w:val="21"/>
+        </w:rPr>
+        <w:t>August 2026</w:t>
+      </w:r>
+    </w:p>
+    <w:p>
+      <w:pPr>
+        <w:spacing w:after="0"/>
+        <w:rPr>
+          <w:rFonts w:ascii="Calibri" w:hAnsi="Calibri" w:cs="Calibri"/>
+          <w:sz w:val="21"/>
+          <w:szCs w:val="21"/>
+        </w:rPr>
+      </w:pPr>
       <w:r>
         <w:rPr>
           <w:rFonts w:ascii="Calibri" w:hAnsi="Calibri" w:cs="Calibri"/>
@@ -1150,6 +1232,24 @@
           <w:sz w:val="21"/>
           <w:szCs w:val="21"/>
         </w:rPr>
+        <w:t>AI Search Quality Evaluator,</w:t>
+      </w:r>
+      <w:r>
+        <w:rPr>
+          <w:rFonts w:ascii="Calibri" w:hAnsi="Calibri" w:cs="Calibri"/>
+          <w:sz w:val="21"/>
+          <w:szCs w:val="21"/>
+        </w:rPr>
+        <w:t xml:space="preserve"> </w:t>
+      </w:r>
+      <w:r>
+        <w:rPr>
+          <w:rFonts w:ascii="Calibri" w:hAnsi="Calibri" w:cs="Calibri"/>
+          <w:b/>
+          <w:bCs/>
+          <w:sz w:val="21"/>
+          <w:szCs w:val="21"/>
+        </w:rPr>
         <w:t>Welocalize Inc</w:t>
       </w:r>
       <w:r>
@@ -1230,15 +1330,23 @@
           <w:szCs w:val="21"/>
         </w:rPr>
         <w:tab/>
-        <w:t xml:space="preserve">         </w:t>
-      </w:r>
-      <w:r>
-        <w:rPr>
-          <w:rFonts w:ascii="Calibri" w:hAnsi="Calibri" w:cs="Calibri"/>
-          <w:sz w:val="21"/>
-          <w:szCs w:val="21"/>
-        </w:rPr>
-        <w:t>June 2024 – Present</w:t>
+        <w:t xml:space="preserve">      </w:t>
+      </w:r>
+      <w:r>
+        <w:rPr>
+          <w:rFonts w:ascii="Calibri" w:hAnsi="Calibri" w:cs="Calibri"/>
+          <w:sz w:val="21"/>
+          <w:szCs w:val="21"/>
+        </w:rPr>
+        <w:t xml:space="preserve">June 2024 – </w:t>
+      </w:r>
+      <w:r>
+        <w:rPr>
+          <w:rFonts w:ascii="Calibri" w:hAnsi="Calibri" w:cs="Calibri"/>
+          <w:sz w:val="21"/>
+          <w:szCs w:val="21"/>
+        </w:rPr>
+        <w:t>July 2026</w:t>
       </w:r>
     </w:p>
     <w:p>
@@ -1287,179 +1395,6 @@
           <w:szCs w:val="21"/>
         </w:rPr>
         <w:t>Analyzed large query datasets to identify recurring failure modes, edge cases, and ranking inconsistencies</w:t>
-      </w:r>
-    </w:p>
-    <w:p>
-      <w:pPr>
-        <w:spacing w:before="240" w:after="0"/>
-        <w:rPr>
-          <w:rFonts w:ascii="Calibri" w:hAnsi="Calibri" w:cs="Calibri"/>
-          <w:sz w:val="21"/>
-          <w:szCs w:val="21"/>
-        </w:rPr>
-      </w:pPr>
-      <w:r>
-        <w:rPr>
-          <w:rFonts w:ascii="Calibri" w:hAnsi="Calibri" w:cs="Calibri"/>
-          <w:b/>
-          <w:bCs/>
-          <w:sz w:val="21"/>
-          <w:szCs w:val="21"/>
-        </w:rPr>
-        <w:t>Engineering Intern, Urvan X</w:t>
-      </w:r>
-      <w:r>
-        <w:rPr>
-          <w:rFonts w:ascii="Calibri" w:hAnsi="Calibri" w:cs="Calibri"/>
-          <w:sz w:val="21"/>
-          <w:szCs w:val="21"/>
-        </w:rPr>
-        <w:t xml:space="preserve"> </w:t>
-      </w:r>
-      <w:r>
-        <w:rPr>
-          <w:rFonts w:ascii="Calibri" w:eastAsia="Calibri" w:hAnsi="Calibri" w:cs="Calibri"/>
-          <w:color w:val="1A1A1A"/>
-          <w:sz w:val="21"/>
-          <w:szCs w:val="21"/>
-        </w:rPr>
-        <w:t>•</w:t>
-      </w:r>
-      <w:r>
-        <w:rPr>
-          <w:rFonts w:ascii="Calibri" w:hAnsi="Calibri" w:cs="Calibri"/>
-          <w:sz w:val="21"/>
-          <w:szCs w:val="21"/>
-        </w:rPr>
-        <w:t xml:space="preserve"> Miami, FL</w:t>
-      </w:r>
-      <w:r>
-        <w:rPr>
-          <w:rFonts w:ascii="Calibri" w:hAnsi="Calibri" w:cs="Calibri"/>
-          <w:position w:val="-1"/>
-          <w:sz w:val="21"/>
-          <w:szCs w:val="21"/>
-        </w:rPr>
-        <w:tab/>
-      </w:r>
-      <w:r>
-        <w:rPr>
-          <w:rFonts w:ascii="Calibri" w:hAnsi="Calibri" w:cs="Calibri"/>
-          <w:position w:val="-1"/>
-          <w:sz w:val="21"/>
-          <w:szCs w:val="21"/>
-        </w:rPr>
-        <w:tab/>
-      </w:r>
-      <w:r>
-        <w:rPr>
-          <w:rFonts w:ascii="Calibri" w:hAnsi="Calibri" w:cs="Calibri"/>
-          <w:position w:val="-1"/>
-          <w:sz w:val="21"/>
-          <w:szCs w:val="21"/>
-        </w:rPr>
-        <w:tab/>
-      </w:r>
-      <w:r>
-        <w:rPr>
-          <w:rFonts w:ascii="Calibri" w:hAnsi="Calibri" w:cs="Calibri"/>
-          <w:position w:val="-1"/>
-          <w:sz w:val="21"/>
-          <w:szCs w:val="21"/>
-        </w:rPr>
-        <w:tab/>
-      </w:r>
-      <w:r>
-        <w:rPr>
-          <w:rFonts w:ascii="Calibri" w:hAnsi="Calibri" w:cs="Calibri"/>
-          <w:position w:val="-1"/>
-          <w:sz w:val="21"/>
-          <w:szCs w:val="21"/>
-        </w:rPr>
-        <w:tab/>
-      </w:r>
-      <w:r>
-        <w:rPr>
-          <w:rFonts w:ascii="Calibri" w:hAnsi="Calibri" w:cs="Calibri"/>
-          <w:position w:val="-1"/>
-          <w:sz w:val="21"/>
-          <w:szCs w:val="21"/>
-        </w:rPr>
-        <w:tab/>
-      </w:r>
-      <w:r>
-        <w:rPr>
-          <w:rFonts w:ascii="Calibri" w:hAnsi="Calibri" w:cs="Calibri"/>
-          <w:position w:val="-1"/>
-          <w:sz w:val="21"/>
-          <w:szCs w:val="21"/>
-        </w:rPr>
-        <w:tab/>
-      </w:r>
-      <w:r>
-        <w:rPr>
-          <w:rFonts w:ascii="Calibri" w:hAnsi="Calibri" w:cs="Calibri"/>
-          <w:position w:val="-1"/>
-          <w:sz w:val="21"/>
-          <w:szCs w:val="21"/>
-        </w:rPr>
-        <w:tab/>
-      </w:r>
-      <w:r>
-        <w:rPr>
-          <w:rFonts w:ascii="Calibri" w:hAnsi="Calibri" w:cs="Calibri"/>
-          <w:sz w:val="21"/>
-          <w:szCs w:val="21"/>
-        </w:rPr>
-        <w:t>June 2019 – August 2019</w:t>
-      </w:r>
-    </w:p>
-    <w:p>
-      <w:pPr>
-        <w:pStyle w:val="ListParagraph"/>
-        <w:numPr>
-          <w:ilvl w:val="0"/>
-          <w:numId w:val="1"/>
-        </w:numPr>
-        <w:spacing w:after="0" w:line="257" w:lineRule="auto"/>
-        <w:ind w:left="180" w:hanging="180"/>
-        <w:rPr>
-          <w:rFonts w:ascii="Calibri" w:hAnsi="Calibri" w:cs="Calibri"/>
-          <w:sz w:val="21"/>
-          <w:szCs w:val="21"/>
-        </w:rPr>
-      </w:pPr>
-      <w:r>
-        <w:rPr>
-          <w:rFonts w:ascii="Calibri" w:hAnsi="Calibri" w:cs="Calibri"/>
-          <w:sz w:val="21"/>
-          <w:szCs w:val="21"/>
-        </w:rPr>
-        <w:t>Developed REVIT-based drawings and layout documentation to support architects during design development</w:t>
-      </w:r>
-    </w:p>
-    <w:p>
-      <w:pPr>
-        <w:pStyle w:val="ListParagraph"/>
-        <w:numPr>
-          <w:ilvl w:val="0"/>
-          <w:numId w:val="1"/>
-        </w:numPr>
-        <w:spacing w:after="0" w:line="257" w:lineRule="auto"/>
-        <w:ind w:left="180" w:hanging="180"/>
-        <w:rPr>
-          <w:rFonts w:ascii="Calibri" w:hAnsi="Calibri" w:cs="Calibri"/>
-          <w:sz w:val="21"/>
-          <w:szCs w:val="21"/>
-        </w:rPr>
-      </w:pPr>
-      <w:r>
-        <w:rPr>
-          <w:rFonts w:ascii="Calibri" w:hAnsi="Calibri" w:cs="Calibri"/>
-          <w:sz w:val="21"/>
-          <w:szCs w:val="21"/>
-        </w:rPr>
-        <w:t>Converted conceptual architectural designs into dimensioned plans for internal review and coordination</w:t>
       </w:r>
     </w:p>
     <w:p>
